--- a/dossier-deets-apprentissage/word/NOTE_INTERNE_demarches_contacts_et_modeles_de_mails.docx
+++ b/dossier-deets-apprentissage/word/NOTE_INTERNE_demarches_contacts_et_modeles_de_mails.docx
@@ -4,29 +4,47 @@
   <w:body>
     <w:p>
       <w:pPr>
-        <w:spacing w:after="40"/>
-      </w:pPr>
-      <w:r>
-        <w:rPr>
-          <w:rFonts w:ascii="Montserrat" w:cs="Montserrat" w:eastAsia="Montserrat" w:hAnsi="Montserrat"/>
-          <w:b/>
-          <w:bCs/>
-          <w:color w:val="1B3A6B"/>
-          <w:sz w:val="40"/>
-          <w:szCs w:val="40"/>
-        </w:rPr>
-        <w:t xml:space="preserve">YEBA</w:t>
-      </w:r>
-      <w:r>
-        <w:rPr>
-          <w:rFonts w:ascii="Montserrat" w:cs="Montserrat" w:eastAsia="Montserrat" w:hAnsi="Montserrat"/>
-          <w:b/>
-          <w:bCs/>
-          <w:color w:val="C9AB4C"/>
-          <w:sz w:val="40"/>
-          <w:szCs w:val="40"/>
-        </w:rPr>
-        <w:t xml:space="preserve">  FORMATIONS</w:t>
+        <w:spacing w:after="80"/>
+      </w:pPr>
+      <w:r>
+        <w:drawing>
+          <wp:inline distT="0" distB="0" distL="0" distR="0">
+            <wp:extent cx="1143000" cy="971550"/>
+            <wp:effectExtent t="0" r="0" b="0" l="0"/>
+            <wp:docPr id="1" name="logo" descr="Logo YEBA FORMATIONS" title="Logo YEBA FORMATIONS"/>
+            <wp:cNvGraphicFramePr>
+              <a:graphicFrameLocks xmlns:a="http://schemas.openxmlformats.org/drawingml/2006/main" noChangeAspect="1"/>
+            </wp:cNvGraphicFramePr>
+            <a:graphic xmlns:a="http://schemas.openxmlformats.org/drawingml/2006/main">
+              <a:graphicData uri="http://schemas.openxmlformats.org/drawingml/2006/picture">
+                <pic:pic xmlns:pic="http://schemas.openxmlformats.org/drawingml/2006/picture">
+                  <pic:nvPicPr>
+                    <pic:cNvPr id="0" name="" descr=""/>
+                    <pic:cNvPicPr>
+                      <a:picLocks noChangeAspect="1" noChangeArrowheads="1"/>
+                    </pic:cNvPicPr>
+                  </pic:nvPicPr>
+                  <pic:blipFill>
+                    <a:blip r:embed="rId9" cstate="none"/>
+                    <a:srcRect/>
+                    <a:stretch>
+                      <a:fillRect/>
+                    </a:stretch>
+                  </pic:blipFill>
+                  <pic:spPr bwMode="auto">
+                    <a:xfrm>
+                      <a:off x="0" y="0"/>
+                      <a:ext cx="1143000" cy="971550"/>
+                    </a:xfrm>
+                    <a:prstGeom prst="rect">
+                      <a:avLst/>
+                    </a:prstGeom>
+                  </pic:spPr>
+                </pic:pic>
+              </a:graphicData>
+            </a:graphic>
+          </wp:inline>
+        </w:drawing>
       </w:r>
     </w:p>
     <w:p>
@@ -357,7 +375,7 @@
               <w:rPr>
                 <w:rFonts w:ascii="Inter" w:cs="Inter" w:eastAsia="Inter" w:hAnsi="Inter"/>
               </w:rPr>
-              <w:t xml:space="preserve">Version 2 du 28/10/2026</w:t>
+              <w:t xml:space="preserve">Version 3 du 30/10/2026</w:t>
             </w:r>
           </w:p>
         </w:tc>
@@ -531,7 +549,7 @@
         <w:rPr>
           <w:rFonts w:ascii="Inter" w:cs="Inter" w:eastAsia="Inter" w:hAnsi="Inter"/>
         </w:rPr>
-        <w:t xml:space="preserve"> : 48 heures de formation en plus des 420 heures d’enseignement ; à annexer à la convention de formation pour que les employeurs s’engagent à libérer les apprentis.</w:t>
+        <w:t xml:space="preserve"> : 84 heures de formation (12 mardis de 7 heures) en plus des 420 heures d’enseignement ; à annexer à la convention de formation pour que les employeurs s’engagent à libérer les apprentis.</w:t>
       </w:r>
     </w:p>
     <w:p>
@@ -651,17 +669,7 @@
         <w:rPr>
           <w:rFonts w:ascii="Inter" w:cs="Inter" w:eastAsia="Inter" w:hAnsi="Inter"/>
         </w:rPr>
-        <w:t xml:space="preserve">Aurélien LUMEKA — Directeur de YEBA FORMATIONS — </w:t>
-      </w:r>
-      <w:r>
-        <w:rPr>
-          <w:rFonts w:ascii="Inter" w:cs="Inter" w:eastAsia="Inter" w:hAnsi="Inter"/>
-          <w:b/>
-          <w:bCs/>
-          <w:highlight w:val="yellow"/>
-          <w:highlightCs w:val="yellow"/>
-        </w:rPr>
-        <w:t xml:space="preserve">[téléphone]</w:t>
+        <w:t xml:space="preserve">Aurélien LUMEKA — Directeur de YEBA FORMATIONS — +262 693 32 24 45 — yebaformations@gmail.com</w:t>
       </w:r>
     </w:p>
     <w:p>
@@ -940,7 +948,7 @@
                 <w:bCs/>
                 <w:color w:val="FFFFFF"/>
               </w:rPr>
-              <w:t xml:space="preserve">À solliciter avant</w:t>
+              <w:t xml:space="preserve">À solliciter au plus tard</w:t>
             </w:r>
           </w:p>
         </w:tc>
@@ -968,7 +976,7 @@
               <w:rPr>
                 <w:rFonts w:ascii="Inter" w:cs="Inter" w:eastAsia="Inter" w:hAnsi="Inter"/>
               </w:rPr>
-              <w:t xml:space="preserve">Jeudi 18 mars 2027</w:t>
+              <w:t xml:space="preserve">Mardi 16 mars 2027</w:t>
             </w:r>
           </w:p>
         </w:tc>
@@ -1047,7 +1055,7 @@
               <w:rPr>
                 <w:rFonts w:ascii="Inter" w:cs="Inter" w:eastAsia="Inter" w:hAnsi="Inter"/>
               </w:rPr>
-              <w:t xml:space="preserve">31 janvier 2027</w:t>
+              <w:t xml:space="preserve">15/01/2027</w:t>
             </w:r>
           </w:p>
         </w:tc>
@@ -1076,7 +1084,7 @@
               <w:rPr>
                 <w:rFonts w:ascii="Inter" w:cs="Inter" w:eastAsia="Inter" w:hAnsi="Inter"/>
               </w:rPr>
-              <w:t xml:space="preserve">Jeudi 22 avril 2027</w:t>
+              <w:t xml:space="preserve">Mardi 20 avril 2027</w:t>
             </w:r>
           </w:p>
         </w:tc>
@@ -1128,7 +1136,7 @@
                 <w:highlight w:val="yellow"/>
                 <w:highlightCs w:val="yellow"/>
               </w:rPr>
-              <w:t xml:space="preserve">[Expert cybersécurité à identifier]</w:t>
+              <w:t xml:space="preserve">[Expert cybersécurité à solliciter]</w:t>
             </w:r>
             <w:r>
               <w:rPr>
@@ -1158,7 +1166,7 @@
               <w:rPr>
                 <w:rFonts w:ascii="Inter" w:cs="Inter" w:eastAsia="Inter" w:hAnsi="Inter"/>
               </w:rPr>
-              <w:t xml:space="preserve">31 janvier 2027</w:t>
+              <w:t xml:space="preserve">19/02/2027</w:t>
             </w:r>
           </w:p>
         </w:tc>
@@ -1186,7 +1194,7 @@
               <w:rPr>
                 <w:rFonts w:ascii="Inter" w:cs="Inter" w:eastAsia="Inter" w:hAnsi="Inter"/>
               </w:rPr>
-              <w:t xml:space="preserve">Jeudi 27 mai 2027</w:t>
+              <w:t xml:space="preserve">Mardi 25 mai 2027</w:t>
             </w:r>
           </w:p>
         </w:tc>
@@ -1236,13 +1244,7 @@
                 <w:highlight w:val="yellow"/>
                 <w:highlightCs w:val="yellow"/>
               </w:rPr>
-              <w:t xml:space="preserve">[Guide-conférencier ou office de tourisme à solliciter]</w:t>
-            </w:r>
-            <w:r>
-              <w:rPr>
-                <w:rFonts w:ascii="Inter" w:cs="Inter" w:eastAsia="Inter" w:hAnsi="Inter"/>
-              </w:rPr>
-              <w:t xml:space="preserve"> ; commerçants du centre-ville</w:t>
+              <w:t xml:space="preserve">[Guide-conférencier et commerçant à solliciter]</w:t>
             </w:r>
           </w:p>
         </w:tc>
@@ -1265,7 +1267,7 @@
               <w:rPr>
                 <w:rFonts w:ascii="Inter" w:cs="Inter" w:eastAsia="Inter" w:hAnsi="Inter"/>
               </w:rPr>
-              <w:t xml:space="preserve">31 janvier 2027</w:t>
+              <w:t xml:space="preserve">26/03/2027</w:t>
             </w:r>
           </w:p>
         </w:tc>
@@ -1294,7 +1296,7 @@
               <w:rPr>
                 <w:rFonts w:ascii="Inter" w:cs="Inter" w:eastAsia="Inter" w:hAnsi="Inter"/>
               </w:rPr>
-              <w:t xml:space="preserve">Jeudi 24 juin 2027</w:t>
+              <w:t xml:space="preserve">Mardi 22 juin 2027</w:t>
             </w:r>
           </w:p>
         </w:tc>
@@ -1376,7 +1378,7 @@
               <w:rPr>
                 <w:rFonts w:ascii="Inter" w:cs="Inter" w:eastAsia="Inter" w:hAnsi="Inter"/>
               </w:rPr>
-              <w:t xml:space="preserve">31 janvier 2027</w:t>
+              <w:t xml:space="preserve">23/04/2027</w:t>
             </w:r>
           </w:p>
         </w:tc>
@@ -1404,7 +1406,7 @@
               <w:rPr>
                 <w:rFonts w:ascii="Inter" w:cs="Inter" w:eastAsia="Inter" w:hAnsi="Inter"/>
               </w:rPr>
-              <w:t xml:space="preserve">Jeudi 22 juillet 2027</w:t>
+              <w:t xml:space="preserve">Mardi 20 juillet 2027</w:t>
             </w:r>
           </w:p>
         </w:tc>
@@ -1477,7 +1479,7 @@
               <w:rPr>
                 <w:rFonts w:ascii="Inter" w:cs="Inter" w:eastAsia="Inter" w:hAnsi="Inter"/>
               </w:rPr>
-              <w:t xml:space="preserve">31 janvier 2027</w:t>
+              <w:t xml:space="preserve">21/05/2027</w:t>
             </w:r>
           </w:p>
         </w:tc>
@@ -1506,7 +1508,7 @@
               <w:rPr>
                 <w:rFonts w:ascii="Inter" w:cs="Inter" w:eastAsia="Inter" w:hAnsi="Inter"/>
               </w:rPr>
-              <w:t xml:space="preserve">Jeudi 26 août 2027</w:t>
+              <w:t xml:space="preserve">Mardi 24 août 2027</w:t>
             </w:r>
           </w:p>
         </w:tc>
@@ -1588,7 +1590,7 @@
               <w:rPr>
                 <w:rFonts w:ascii="Inter" w:cs="Inter" w:eastAsia="Inter" w:hAnsi="Inter"/>
               </w:rPr>
-              <w:t xml:space="preserve">30 juin 2027</w:t>
+              <w:t xml:space="preserve">25/06/2027</w:t>
             </w:r>
           </w:p>
         </w:tc>
@@ -1616,7 +1618,7 @@
               <w:rPr>
                 <w:rFonts w:ascii="Inter" w:cs="Inter" w:eastAsia="Inter" w:hAnsi="Inter"/>
               </w:rPr>
-              <w:t xml:space="preserve">Jeudi 23 septembre 2027</w:t>
+              <w:t xml:space="preserve">Mardi 21 septembre 2027</w:t>
             </w:r>
           </w:p>
         </w:tc>
@@ -1695,7 +1697,7 @@
               <w:rPr>
                 <w:rFonts w:ascii="Inter" w:cs="Inter" w:eastAsia="Inter" w:hAnsi="Inter"/>
               </w:rPr>
-              <w:t xml:space="preserve">30 juin 2027</w:t>
+              <w:t xml:space="preserve">23/07/2027</w:t>
             </w:r>
           </w:p>
         </w:tc>
@@ -1724,7 +1726,7 @@
               <w:rPr>
                 <w:rFonts w:ascii="Inter" w:cs="Inter" w:eastAsia="Inter" w:hAnsi="Inter"/>
               </w:rPr>
-              <w:t xml:space="preserve">Jeudi 21 octobre 2027</w:t>
+              <w:t xml:space="preserve">Mardi 19 octobre 2027</w:t>
             </w:r>
           </w:p>
         </w:tc>
@@ -1776,7 +1778,7 @@
                 <w:highlight w:val="yellow"/>
                 <w:highlightCs w:val="yellow"/>
               </w:rPr>
-              <w:t xml:space="preserve">[Cabinet d’expertise comptable et assureur à solliciter]</w:t>
+              <w:t xml:space="preserve">[Expert-comptable et assureur à solliciter]</w:t>
             </w:r>
           </w:p>
         </w:tc>
@@ -1800,7 +1802,7 @@
               <w:rPr>
                 <w:rFonts w:ascii="Inter" w:cs="Inter" w:eastAsia="Inter" w:hAnsi="Inter"/>
               </w:rPr>
-              <w:t xml:space="preserve">30 juin 2027</w:t>
+              <w:t xml:space="preserve">20/08/2027</w:t>
             </w:r>
           </w:p>
         </w:tc>
@@ -1828,7 +1830,7 @@
               <w:rPr>
                 <w:rFonts w:ascii="Inter" w:cs="Inter" w:eastAsia="Inter" w:hAnsi="Inter"/>
               </w:rPr>
-              <w:t xml:space="preserve">Jeudi 25 novembre 2027</w:t>
+              <w:t xml:space="preserve">Mardi 23 novembre 2027</w:t>
             </w:r>
           </w:p>
         </w:tc>
@@ -1913,7 +1915,7 @@
               <w:rPr>
                 <w:rFonts w:ascii="Inter" w:cs="Inter" w:eastAsia="Inter" w:hAnsi="Inter"/>
               </w:rPr>
-              <w:t xml:space="preserve">30 juin 2027</w:t>
+              <w:t xml:space="preserve">24/09/2027</w:t>
             </w:r>
           </w:p>
         </w:tc>
@@ -1942,7 +1944,7 @@
               <w:rPr>
                 <w:rFonts w:ascii="Inter" w:cs="Inter" w:eastAsia="Inter" w:hAnsi="Inter"/>
               </w:rPr>
-              <w:t xml:space="preserve">Jeudi 16 décembre 2027</w:t>
+              <w:t xml:space="preserve">Mardi 14 décembre 2027</w:t>
             </w:r>
           </w:p>
         </w:tc>
@@ -2024,7 +2026,7 @@
               <w:rPr>
                 <w:rFonts w:ascii="Inter" w:cs="Inter" w:eastAsia="Inter" w:hAnsi="Inter"/>
               </w:rPr>
-              <w:t xml:space="preserve">30 juin 2027</w:t>
+              <w:t xml:space="preserve">15/10/2027</w:t>
             </w:r>
           </w:p>
         </w:tc>
@@ -2052,7 +2054,7 @@
               <w:rPr>
                 <w:rFonts w:ascii="Inter" w:cs="Inter" w:eastAsia="Inter" w:hAnsi="Inter"/>
               </w:rPr>
-              <w:t xml:space="preserve">Jeudi 20 janvier 2028</w:t>
+              <w:t xml:space="preserve">Mardi 18 janvier 2028</w:t>
             </w:r>
           </w:p>
         </w:tc>
@@ -2125,7 +2127,7 @@
               <w:rPr>
                 <w:rFonts w:ascii="Inter" w:cs="Inter" w:eastAsia="Inter" w:hAnsi="Inter"/>
               </w:rPr>
-              <w:t xml:space="preserve">30 juin 2027</w:t>
+              <w:t xml:space="preserve">19/11/2027</w:t>
             </w:r>
           </w:p>
         </w:tc>
@@ -2154,17 +2156,7 @@
               <w:rPr>
                 <w:rFonts w:ascii="Inter" w:cs="Inter" w:eastAsia="Inter" w:hAnsi="Inter"/>
               </w:rPr>
-              <w:t xml:space="preserve">Jeudi 24 février 2028 </w:t>
-            </w:r>
-            <w:r>
-              <w:rPr>
-                <w:rFonts w:ascii="Inter" w:cs="Inter" w:eastAsia="Inter" w:hAnsi="Inter"/>
-                <w:b/>
-                <w:bCs/>
-                <w:highlight w:val="yellow"/>
-                <w:highlightCs w:val="yellow"/>
-              </w:rPr>
-              <w:t xml:space="preserve">[à caler après la session de validation]</w:t>
+              <w:t xml:space="preserve">Mardi 29 février 2028</w:t>
             </w:r>
           </w:p>
         </w:tc>
@@ -2236,7 +2228,7 @@
               <w:rPr>
                 <w:rFonts w:ascii="Inter" w:cs="Inter" w:eastAsia="Inter" w:hAnsi="Inter"/>
               </w:rPr>
-              <w:t xml:space="preserve">30 juin 2027</w:t>
+              <w:t xml:space="preserve">31/12/2027</w:t>
             </w:r>
           </w:p>
         </w:tc>
@@ -2429,7 +2421,7 @@
         <w:rPr>
           <w:rFonts w:ascii="Inter" w:cs="Inter" w:eastAsia="Inter" w:hAnsi="Inter"/>
         </w:rPr>
-        <w:t xml:space="preserve">, de 13 h à 17 h, dans nos locaux du 7 rue Henri Cornu, Immeuble Rodrigue 2, à Sainte-Clotilde, pour un échange autour du thème « </w:t>
+        <w:t xml:space="preserve">, de 13 h à 16 h, dans nos locaux du 7 rue Henri Cornu, Immeuble Rodrigue 2, à Sainte-Clotilde, pour un échange autour du thème « </w:t>
       </w:r>
       <w:r>
         <w:rPr>
@@ -2469,17 +2461,7 @@
         <w:rPr>
           <w:rFonts w:ascii="Inter" w:cs="Inter" w:eastAsia="Inter" w:hAnsi="Inter"/>
         </w:rPr>
-        <w:t xml:space="preserve">Aurélien LUMEKA — Directeur de YEBA FORMATIONS — </w:t>
-      </w:r>
-      <w:r>
-        <w:rPr>
-          <w:rFonts w:ascii="Inter" w:cs="Inter" w:eastAsia="Inter" w:hAnsi="Inter"/>
-          <w:b/>
-          <w:bCs/>
-          <w:highlight w:val="yellow"/>
-          <w:highlightCs w:val="yellow"/>
-        </w:rPr>
-        <w:t xml:space="preserve">[téléphone]</w:t>
+        <w:t xml:space="preserve">Aurélien LUMEKA — Directeur de YEBA FORMATIONS — +262 693 32 24 45 — yebaformations@gmail.com</w:t>
       </w:r>
     </w:p>
     <w:p>
@@ -2564,17 +2546,7 @@
         <w:rPr>
           <w:rFonts w:ascii="Inter" w:cs="Inter" w:eastAsia="Inter" w:hAnsi="Inter"/>
         </w:rPr>
-        <w:t xml:space="preserve">Aurélien LUMEKA — Directeur de YEBA FORMATIONS — </w:t>
-      </w:r>
-      <w:r>
-        <w:rPr>
-          <w:rFonts w:ascii="Inter" w:cs="Inter" w:eastAsia="Inter" w:hAnsi="Inter"/>
-          <w:b/>
-          <w:bCs/>
-          <w:highlight w:val="yellow"/>
-          <w:highlightCs w:val="yellow"/>
-        </w:rPr>
-        <w:t xml:space="preserve">[téléphone]</w:t>
+        <w:t xml:space="preserve">Aurélien LUMEKA — Directeur de YEBA FORMATIONS — +262 693 32 24 45 — yebaformations@gmail.com</w:t>
       </w:r>
     </w:p>
     <w:p>
@@ -2600,41 +2572,24 @@
         <w:rPr>
           <w:rFonts w:ascii="Montserrat" w:cs="Montserrat" w:eastAsia="Montserrat" w:hAnsi="Montserrat"/>
         </w:rPr>
-        <w:t xml:space="preserve">Pièce 04 — 6 élément(s)</w:t>
-      </w:r>
-    </w:p>
-    <w:p>
-      <w:pPr>
-        <w:pStyle w:val="ListParagraph"/>
-        <w:numPr>
-          <w:ilvl w:val="0"/>
-          <w:numId w:val="2"/>
-        </w:numPr>
-        <w:spacing w:after="60" w:line="276"/>
-        <w:jc w:val="both"/>
-      </w:pPr>
-      <w:r>
-        <w:rPr>
-          <w:rFonts w:ascii="Inter" w:cs="Inter" w:eastAsia="Inter" w:hAnsi="Inter"/>
-        </w:rPr>
-        <w:t xml:space="preserve">diplôme(s) initial(aux)</w:t>
-      </w:r>
-    </w:p>
-    <w:p>
-      <w:pPr>
-        <w:pStyle w:val="ListParagraph"/>
-        <w:numPr>
-          <w:ilvl w:val="0"/>
-          <w:numId w:val="2"/>
-        </w:numPr>
-        <w:spacing w:after="60" w:line="276"/>
-        <w:jc w:val="both"/>
-      </w:pPr>
-      <w:r>
-        <w:rPr>
-          <w:rFonts w:ascii="Inter" w:cs="Inter" w:eastAsia="Inter" w:hAnsi="Inter"/>
-        </w:rPr>
-        <w:t xml:space="preserve">diplômes</w:t>
+        <w:t xml:space="preserve">Pièce 04 — 5 élément(s)</w:t>
+      </w:r>
+    </w:p>
+    <w:p>
+      <w:pPr>
+        <w:pStyle w:val="ListParagraph"/>
+        <w:numPr>
+          <w:ilvl w:val="0"/>
+          <w:numId w:val="2"/>
+        </w:numPr>
+        <w:spacing w:after="60" w:line="276"/>
+        <w:jc w:val="both"/>
+      </w:pPr>
+      <w:r>
+        <w:rPr>
+          <w:rFonts w:ascii="Inter" w:cs="Inter" w:eastAsia="Inter" w:hAnsi="Inter"/>
+        </w:rPr>
+        <w:t xml:space="preserve">filiation à vérifier sur la fiche RNCP 41853</w:t>
       </w:r>
     </w:p>
     <w:p>
@@ -2715,7 +2670,7 @@
         <w:rPr>
           <w:rFonts w:ascii="Montserrat" w:cs="Montserrat" w:eastAsia="Montserrat" w:hAnsi="Montserrat"/>
         </w:rPr>
-        <w:t xml:space="preserve">Pièce 05 — 17 élément(s)</w:t>
+        <w:t xml:space="preserve">Pièce 05 — 16 élément(s)</w:t>
       </w:r>
     </w:p>
     <w:p>
@@ -2988,23 +2943,6 @@
           <w:rFonts w:ascii="Inter" w:cs="Inter" w:eastAsia="Inter" w:hAnsi="Inter"/>
         </w:rPr>
         <w:t xml:space="preserve">date</w:t>
-      </w:r>
-    </w:p>
-    <w:p>
-      <w:pPr>
-        <w:pStyle w:val="ListParagraph"/>
-        <w:numPr>
-          <w:ilvl w:val="0"/>
-          <w:numId w:val="2"/>
-        </w:numPr>
-        <w:spacing w:after="60" w:line="276"/>
-        <w:jc w:val="both"/>
-      </w:pPr>
-      <w:r>
-        <w:rPr>
-          <w:rFonts w:ascii="Inter" w:cs="Inter" w:eastAsia="Inter" w:hAnsi="Inter"/>
-        </w:rPr>
-        <w:t xml:space="preserve">nom, téléphone, courriel du référent</w:t>
       </w:r>
     </w:p>
     <w:p>
@@ -3098,24 +3036,7 @@
         <w:rPr>
           <w:rFonts w:ascii="Montserrat" w:cs="Montserrat" w:eastAsia="Montserrat" w:hAnsi="Montserrat"/>
         </w:rPr>
-        <w:t xml:space="preserve">Pièce 07 — 4 élément(s)</w:t>
-      </w:r>
-    </w:p>
-    <w:p>
-      <w:pPr>
-        <w:pStyle w:val="ListParagraph"/>
-        <w:numPr>
-          <w:ilvl w:val="0"/>
-          <w:numId w:val="2"/>
-        </w:numPr>
-        <w:spacing w:after="60" w:line="276"/>
-        <w:jc w:val="both"/>
-      </w:pPr>
-      <w:r>
-        <w:rPr>
-          <w:rFonts w:ascii="Inter" w:cs="Inter" w:eastAsia="Inter" w:hAnsi="Inter"/>
-        </w:rPr>
-        <w:t xml:space="preserve">téléphone, courriel</w:t>
+        <w:t xml:space="preserve">Pièce 07 — 3 élément(s)</w:t>
       </w:r>
     </w:p>
     <w:p>
@@ -3460,7 +3381,7 @@
         <w:rPr>
           <w:rFonts w:ascii="Montserrat" w:cs="Montserrat" w:eastAsia="Montserrat" w:hAnsi="Montserrat"/>
         </w:rPr>
-        <w:t xml:space="preserve">Pièce 10 — 7 élément(s)</w:t>
+        <w:t xml:space="preserve">Pièce 10 — 6 élément(s)</w:t>
       </w:r>
     </w:p>
     <w:p>
@@ -3478,23 +3399,6 @@
           <w:rFonts w:ascii="Inter" w:cs="Inter" w:eastAsia="Inter" w:hAnsi="Inter"/>
         </w:rPr>
         <w:t xml:space="preserve">intitulé exact, organisme, date — attestation jointe</w:t>
-      </w:r>
-    </w:p>
-    <w:p>
-      <w:pPr>
-        <w:pStyle w:val="ListParagraph"/>
-        <w:numPr>
-          <w:ilvl w:val="0"/>
-          <w:numId w:val="2"/>
-        </w:numPr>
-        <w:spacing w:after="60" w:line="276"/>
-        <w:jc w:val="both"/>
-      </w:pPr>
-      <w:r>
-        <w:rPr>
-          <w:rFonts w:ascii="Inter" w:cs="Inter" w:eastAsia="Inter" w:hAnsi="Inter"/>
-        </w:rPr>
-        <w:t xml:space="preserve">téléphone, courriel dédié</w:t>
       </w:r>
     </w:p>
     <w:p>
@@ -4074,7 +3978,7 @@
         <w:rPr>
           <w:rFonts w:ascii="Montserrat" w:cs="Montserrat" w:eastAsia="Montserrat" w:hAnsi="Montserrat"/>
         </w:rPr>
-        <w:t xml:space="preserve">Pièce 18 — 2 élément(s)</w:t>
+        <w:t xml:space="preserve">Pièce 18 — 1 élément(s)</w:t>
       </w:r>
     </w:p>
     <w:p>
@@ -4092,23 +3996,6 @@
           <w:rFonts w:ascii="Inter" w:cs="Inter" w:eastAsia="Inter" w:hAnsi="Inter"/>
         </w:rPr>
         <w:t xml:space="preserve">date fixée après agrément de la DEETS</w:t>
-      </w:r>
-    </w:p>
-    <w:p>
-      <w:pPr>
-        <w:pStyle w:val="ListParagraph"/>
-        <w:numPr>
-          <w:ilvl w:val="0"/>
-          <w:numId w:val="2"/>
-        </w:numPr>
-        <w:spacing w:after="60" w:line="276"/>
-        <w:jc w:val="both"/>
-      </w:pPr>
-      <w:r>
-        <w:rPr>
-          <w:rFonts w:ascii="Inter" w:cs="Inter" w:eastAsia="Inter" w:hAnsi="Inter"/>
-        </w:rPr>
-        <w:t xml:space="preserve">à caler après la session de validation</w:t>
       </w:r>
     </w:p>
     <w:p>
@@ -4121,24 +4008,7 @@
         <w:rPr>
           <w:rFonts w:ascii="Montserrat" w:cs="Montserrat" w:eastAsia="Montserrat" w:hAnsi="Montserrat"/>
         </w:rPr>
-        <w:t xml:space="preserve">Pièce 19 — 13 élément(s)</w:t>
-      </w:r>
-    </w:p>
-    <w:p>
-      <w:pPr>
-        <w:pStyle w:val="ListParagraph"/>
-        <w:numPr>
-          <w:ilvl w:val="0"/>
-          <w:numId w:val="2"/>
-        </w:numPr>
-        <w:spacing w:after="60" w:line="276"/>
-        <w:jc w:val="both"/>
-      </w:pPr>
-      <w:r>
-        <w:rPr>
-          <w:rFonts w:ascii="Inter" w:cs="Inter" w:eastAsia="Inter" w:hAnsi="Inter"/>
-        </w:rPr>
-        <w:t xml:space="preserve">à caler après la session de validation</w:t>
+        <w:t xml:space="preserve">Pièce 19 — 12 élément(s)</w:t>
       </w:r>
     </w:p>
     <w:p>
@@ -4172,24 +4042,24 @@
         <w:rPr>
           <w:rFonts w:ascii="Inter" w:cs="Inter" w:eastAsia="Inter" w:hAnsi="Inter"/>
         </w:rPr>
-        <w:t xml:space="preserve">Expert cybersécurité à identifier</w:t>
-      </w:r>
-    </w:p>
-    <w:p>
-      <w:pPr>
-        <w:pStyle w:val="ListParagraph"/>
-        <w:numPr>
-          <w:ilvl w:val="0"/>
-          <w:numId w:val="2"/>
-        </w:numPr>
-        <w:spacing w:after="60" w:line="276"/>
-        <w:jc w:val="both"/>
-      </w:pPr>
-      <w:r>
-        <w:rPr>
-          <w:rFonts w:ascii="Inter" w:cs="Inter" w:eastAsia="Inter" w:hAnsi="Inter"/>
-        </w:rPr>
-        <w:t xml:space="preserve">Guide-conférencier ou office de tourisme à solliciter</w:t>
+        <w:t xml:space="preserve">Expert cybersécurité à solliciter</w:t>
+      </w:r>
+    </w:p>
+    <w:p>
+      <w:pPr>
+        <w:pStyle w:val="ListParagraph"/>
+        <w:numPr>
+          <w:ilvl w:val="0"/>
+          <w:numId w:val="2"/>
+        </w:numPr>
+        <w:spacing w:after="60" w:line="276"/>
+        <w:jc w:val="both"/>
+      </w:pPr>
+      <w:r>
+        <w:rPr>
+          <w:rFonts w:ascii="Inter" w:cs="Inter" w:eastAsia="Inter" w:hAnsi="Inter"/>
+        </w:rPr>
+        <w:t xml:space="preserve">Guide-conférencier et commerçant à solliciter</w:t>
       </w:r>
     </w:p>
     <w:p>
@@ -4274,7 +4144,7 @@
         <w:rPr>
           <w:rFonts w:ascii="Inter" w:cs="Inter" w:eastAsia="Inter" w:hAnsi="Inter"/>
         </w:rPr>
-        <w:t xml:space="preserve">Cabinet d’expertise comptable et assureur à solliciter</w:t>
+        <w:t xml:space="preserve">Expert-comptable et assureur à solliciter</w:t>
       </w:r>
     </w:p>
     <w:p>
@@ -4355,7 +4225,7 @@
         <w:rPr>
           <w:rFonts w:ascii="Montserrat" w:cs="Montserrat" w:eastAsia="Montserrat" w:hAnsi="Montserrat"/>
         </w:rPr>
-        <w:t xml:space="preserve">Pièce 20 — 8 élément(s)</w:t>
+        <w:t xml:space="preserve">Pièce 20 — 9 élément(s)</w:t>
       </w:r>
     </w:p>
     <w:p>
@@ -4389,7 +4259,7 @@
         <w:rPr>
           <w:rFonts w:ascii="Inter" w:cs="Inter" w:eastAsia="Inter" w:hAnsi="Inter"/>
         </w:rPr>
-        <w:t xml:space="preserve">date avec le certificateur</w:t>
+        <w:t xml:space="preserve">dates à fixer avec le certificateur</w:t>
       </w:r>
     </w:p>
     <w:p>
@@ -4474,7 +4344,7 @@
         <w:rPr>
           <w:rFonts w:ascii="Inter" w:cs="Inter" w:eastAsia="Inter" w:hAnsi="Inter"/>
         </w:rPr>
-        <w:t xml:space="preserve">à vérifier</w:t>
+        <w:t xml:space="preserve">Référence à vérifier</w:t>
       </w:r>
     </w:p>
     <w:p>
@@ -4492,6 +4362,70 @@
           <w:rFonts w:ascii="Inter" w:cs="Inter" w:eastAsia="Inter" w:hAnsi="Inter"/>
         </w:rPr>
         <w:t xml:space="preserve">Article à vérifier</w:t>
+      </w:r>
+    </w:p>
+    <w:p>
+      <w:pPr>
+        <w:pStyle w:val="ListParagraph"/>
+        <w:numPr>
+          <w:ilvl w:val="0"/>
+          <w:numId w:val="2"/>
+        </w:numPr>
+        <w:spacing w:after="60" w:line="276"/>
+        <w:jc w:val="both"/>
+      </w:pPr>
+      <w:r>
+        <w:rPr>
+          <w:rFonts w:ascii="Inter" w:cs="Inter" w:eastAsia="Inter" w:hAnsi="Inter"/>
+        </w:rPr>
+        <w:t xml:space="preserve">calendrier national à vérifier</w:t>
+      </w:r>
+    </w:p>
+    <w:p>
+      <w:pPr>
+        <w:pStyle w:val="Heading2"/>
+        <w:keepNext/>
+        <w:spacing w:after="100" w:before="200"/>
+      </w:pPr>
+      <w:r>
+        <w:rPr>
+          <w:rFonts w:ascii="Montserrat" w:cs="Montserrat" w:eastAsia="Montserrat" w:hAnsi="Montserrat"/>
+        </w:rPr>
+        <w:t xml:space="preserve">Note interne « Mon planning de pilotage — Promotion MEM 2027-2028 » — 2 élément(s)</w:t>
+      </w:r>
+    </w:p>
+    <w:p>
+      <w:pPr>
+        <w:pStyle w:val="ListParagraph"/>
+        <w:numPr>
+          <w:ilvl w:val="0"/>
+          <w:numId w:val="2"/>
+        </w:numPr>
+        <w:spacing w:after="60" w:line="276"/>
+        <w:jc w:val="both"/>
+      </w:pPr>
+      <w:r>
+        <w:rPr>
+          <w:rFonts w:ascii="Inter" w:cs="Inter" w:eastAsia="Inter" w:hAnsi="Inter"/>
+        </w:rPr>
+        <w:t xml:space="preserve">échéance à vérifier</w:t>
+      </w:r>
+    </w:p>
+    <w:p>
+      <w:pPr>
+        <w:pStyle w:val="ListParagraph"/>
+        <w:numPr>
+          <w:ilvl w:val="0"/>
+          <w:numId w:val="2"/>
+        </w:numPr>
+        <w:spacing w:after="60" w:line="276"/>
+        <w:jc w:val="both"/>
+      </w:pPr>
+      <w:r>
+        <w:rPr>
+          <w:rFonts w:ascii="Inter" w:cs="Inter" w:eastAsia="Inter" w:hAnsi="Inter"/>
+        </w:rPr>
+        <w:t xml:space="preserve">selon le règlement des sessions</w:t>
       </w:r>
     </w:p>
     <w:tbl>

--- a/dossier-deets-apprentissage/word/NOTE_INTERNE_demarches_contacts_et_modeles_de_mails.docx
+++ b/dossier-deets-apprentissage/word/NOTE_INTERNE_demarches_contacts_et_modeles_de_mails.docx
@@ -375,7 +375,7 @@
               <w:rPr>
                 <w:rFonts w:ascii="Inter" w:cs="Inter" w:eastAsia="Inter" w:hAnsi="Inter"/>
               </w:rPr>
-              <w:t xml:space="preserve">Version 3 du 30/10/2026</w:t>
+              <w:t xml:space="preserve">Version 4 du 30/10/2026</w:t>
             </w:r>
           </w:p>
         </w:tc>
@@ -460,7 +460,7 @@
         <w:rPr>
           <w:rFonts w:ascii="Inter" w:cs="Inter" w:eastAsia="Inter" w:hAnsi="Inter"/>
         </w:rPr>
-        <w:t xml:space="preserve"> : l’audit d’extension « apprentissage » ne peut avoir lieu qu’après l’entrée en formation d’un premier apprenti (courriel du certificateur du 14/10/2026). Obtenir </w:t>
+        <w:t xml:space="preserve"> : le certificat n° 25FOR02027.1 (QUALITIA Certification, du 17/02/2026 au 16/02/2029) couvre déjà les actions de formation par apprentissage. Il mentionne comme site le 9 rue Françoise Châtelain : </w:t>
       </w:r>
       <w:r>
         <w:rPr>
@@ -468,13 +468,13 @@
           <w:b/>
           <w:bCs/>
         </w:rPr>
-        <w:t xml:space="preserve">par écrit de chaque OPCO</w:t>
-      </w:r>
-      <w:r>
-        <w:rPr>
-          <w:rFonts w:ascii="Inter" w:cs="Inter" w:eastAsia="Inter" w:hAnsi="Inter"/>
-        </w:rPr>
-        <w:t xml:space="preserve"> les conditions de financement des premiers contrats pendant cette période, avant de signer avec les employeurs.</w:t>
+        <w:t xml:space="preserve">informer QUALITIA</w:t>
+      </w:r>
+      <w:r>
+        <w:rPr>
+          <w:rFonts w:ascii="Inter" w:cs="Inter" w:eastAsia="Inter" w:hAnsi="Inter"/>
+        </w:rPr>
+        <w:t xml:space="preserve"> que les formations ont lieu au 7 rue Henri Cornu (Technor), avant l’audit de surveillance de 2027.</w:t>
       </w:r>
     </w:p>
     <w:p>
@@ -493,38 +493,27 @@
           <w:b/>
           <w:bCs/>
         </w:rPr>
-        <w:t xml:space="preserve">Agrément MEM</w:t>
-      </w:r>
-      <w:r>
-        <w:rPr>
-          <w:rFonts w:ascii="Inter" w:cs="Inter" w:eastAsia="Inter" w:hAnsi="Inter"/>
-        </w:rPr>
-        <w:t xml:space="preserve"> : déposer la demande auprès de la DEETS La Réunion dès le premier trimestre 2027, et au plus tard 6 mois avant la session de février 2028.</w:t>
-      </w:r>
-    </w:p>
-    <w:p>
-      <w:pPr>
-        <w:pStyle w:val="ListParagraph"/>
-        <w:numPr>
-          <w:ilvl w:val="0"/>
-          <w:numId w:val="2"/>
-        </w:numPr>
-        <w:spacing w:after="60" w:line="276"/>
-        <w:jc w:val="both"/>
-      </w:pPr>
+        <w:t xml:space="preserve">Rythme et durée légale</w:t>
+      </w:r>
+      <w:r>
+        <w:rPr>
+          <w:rFonts w:ascii="Inter" w:cs="Inter" w:eastAsia="Inter" w:hAnsi="Inter"/>
+        </w:rPr>
+        <w:t xml:space="preserve"> : chaque mardi au CFA + deux semaines intensives = 427 heures, dont 343 heures d’enseignement en face à face et 84 heures de Rendez-vous du mois. Le minimum de 25 % (environ 402 heures) n’est atteint que si la DEETS reconnaît les Rendez-vous comme du temps de formation. </w:t>
+      </w:r>
       <w:r>
         <w:rPr>
           <w:rFonts w:ascii="Inter" w:cs="Inter" w:eastAsia="Inter" w:hAnsi="Inter"/>
           <w:b/>
           <w:bCs/>
         </w:rPr>
-        <w:t xml:space="preserve">Capacité</w:t>
-      </w:r>
-      <w:r>
-        <w:rPr>
-          <w:rFonts w:ascii="Inter" w:cs="Inter" w:eastAsia="Inter" w:hAnsi="Inter"/>
-        </w:rPr>
-        <w:t xml:space="preserve"> : un formateur permanent. L’intervenant expert du CCP 3 et le sous-traitant chargé du placement doivent être identifiés avant mars 2027.</w:t>
+        <w:t xml:space="preserve">Plan B</w:t>
+      </w:r>
+      <w:r>
+        <w:rPr>
+          <w:rFonts w:ascii="Inter" w:cs="Inter" w:eastAsia="Inter" w:hAnsi="Inter"/>
+        </w:rPr>
+        <w:t xml:space="preserve"> si elle ne les compte pas : ajouter environ 1 h 30 de formation à distance par semaine (environ 65 heures, art. L.6211-2 : « tout ou partie peut être effectué à distance »), pour atteindre 408 heures d’enseignement.</w:t>
       </w:r>
     </w:p>
     <w:p>
@@ -543,13 +532,63 @@
           <w:b/>
           <w:bCs/>
         </w:rPr>
-        <w:t xml:space="preserve">Rendez-vous du mois</w:t>
-      </w:r>
-      <w:r>
-        <w:rPr>
-          <w:rFonts w:ascii="Inter" w:cs="Inter" w:eastAsia="Inter" w:hAnsi="Inter"/>
-        </w:rPr>
-        <w:t xml:space="preserve"> : 84 heures de formation (12 mardis de 7 heures) en plus des 420 heures d’enseignement ; à annexer à la convention de formation pour que les employeurs s’engagent à libérer les apprentis.</w:t>
+        <w:t xml:space="preserve">Adresses</w:t>
+      </w:r>
+      <w:r>
+        <w:rPr>
+          <w:rFonts w:ascii="Inter" w:cs="Inter" w:eastAsia="Inter" w:hAnsi="Inter"/>
+        </w:rPr>
+        <w:t xml:space="preserve"> : toutes les formations ont lieu au 7 rue Henri Cornu ; tout le courrier administratif (DEETS, OPCO, QUALITIA) est adressé au 9 rue Françoise Châtelain.</w:t>
+      </w:r>
+    </w:p>
+    <w:p>
+      <w:pPr>
+        <w:pStyle w:val="ListParagraph"/>
+        <w:numPr>
+          <w:ilvl w:val="0"/>
+          <w:numId w:val="2"/>
+        </w:numPr>
+        <w:spacing w:after="60" w:line="276"/>
+        <w:jc w:val="both"/>
+      </w:pPr>
+      <w:r>
+        <w:rPr>
+          <w:rFonts w:ascii="Inter" w:cs="Inter" w:eastAsia="Inter" w:hAnsi="Inter"/>
+          <w:b/>
+          <w:bCs/>
+        </w:rPr>
+        <w:t xml:space="preserve">Agrément MEM</w:t>
+      </w:r>
+      <w:r>
+        <w:rPr>
+          <w:rFonts w:ascii="Inter" w:cs="Inter" w:eastAsia="Inter" w:hAnsi="Inter"/>
+        </w:rPr>
+        <w:t xml:space="preserve"> : déposer la demande auprès de la DEETS La Réunion dès le premier trimestre 2027, et au plus tard 6 mois avant la session de février 2028.</w:t>
+      </w:r>
+    </w:p>
+    <w:p>
+      <w:pPr>
+        <w:pStyle w:val="ListParagraph"/>
+        <w:numPr>
+          <w:ilvl w:val="0"/>
+          <w:numId w:val="2"/>
+        </w:numPr>
+        <w:spacing w:after="60" w:line="276"/>
+        <w:jc w:val="both"/>
+      </w:pPr>
+      <w:r>
+        <w:rPr>
+          <w:rFonts w:ascii="Inter" w:cs="Inter" w:eastAsia="Inter" w:hAnsi="Inter"/>
+          <w:b/>
+          <w:bCs/>
+        </w:rPr>
+        <w:t xml:space="preserve">Capacité</w:t>
+      </w:r>
+      <w:r>
+        <w:rPr>
+          <w:rFonts w:ascii="Inter" w:cs="Inter" w:eastAsia="Inter" w:hAnsi="Inter"/>
+        </w:rPr>
+        <w:t xml:space="preserve"> : un formateur permanent. L’intervenant expert du CCP 3 et le sous-traitant chargé du placement doivent être identifiés avant mars 2027.</w:t>
       </w:r>
     </w:p>
     <w:p>
@@ -793,7 +832,7 @@
         <w:rPr>
           <w:rFonts w:ascii="Montserrat" w:cs="Montserrat" w:eastAsia="Montserrat" w:hAnsi="Montserrat"/>
         </w:rPr>
-        <w:t xml:space="preserve">4. Financement des premiers contrats</w:t>
+        <w:t xml:space="preserve">4. Financement des contrats</w:t>
       </w:r>
     </w:p>
     <w:p>
@@ -805,7 +844,7 @@
         <w:rPr>
           <w:rFonts w:ascii="Inter" w:cs="Inter" w:eastAsia="Inter" w:hAnsi="Inter"/>
         </w:rPr>
-        <w:t xml:space="preserve">L’audit d’extension Qualiopi ne peut avoir lieu qu’après l’entrée du premier apprenti. Écrire à chaque OPCO concerné par vos futurs employeurs (commerce et distribution notamment) pour obtenir par écrit : les conditions de prise en charge des contrats démarrant avant l’extension, le niveau de prise en charge du titre MEM, et le calendrier de facturation.</w:t>
+        <w:t xml:space="preserve">Écrire à chaque OPCO concerné par vos futurs employeurs (commerce et distribution notamment) pour obtenir par écrit le niveau de prise en charge du titre MEM et le calendrier de facturation, en joignant le certificat Qualiopi qui couvre déjà l’apprentissage.</w:t>
       </w:r>
     </w:p>
     <w:p>
@@ -2510,7 +2549,7 @@
         <w:rPr>
           <w:rFonts w:ascii="Inter" w:cs="Inter" w:eastAsia="Inter" w:hAnsi="Inter"/>
         </w:rPr>
-        <w:t xml:space="preserve">YEBA FORMATIONS ouvre le 1er mars 2027 une formation par apprentissage au titre professionnel Manager d’établissement marchand (niveau 5, bac+2). Pendant 12 mois, l’apprenti passe une semaine par mois au CFA et trois semaines dans votre magasin, où il apprend à manager une équipe, développer les ventes et piloter la rentabilité de son périmètre.</w:t>
+        <w:t xml:space="preserve">YEBA FORMATIONS ouvre le 1er mars 2027 une formation par apprentissage au titre professionnel Manager d’établissement marchand (niveau 5, bac+2). Pendant 12 mois, l’apprenti vient au CFA chaque mardi et passe les quatre autres jours dans votre magasin (plus deux semaines intensives avant l’examen), où il apprend à manager une équipe, développer les ventes et piloter la rentabilité de son périmètre.</w:t>
       </w:r>
     </w:p>
     <w:p>
@@ -2606,7 +2645,7 @@
         <w:rPr>
           <w:rFonts w:ascii="Inter" w:cs="Inter" w:eastAsia="Inter" w:hAnsi="Inter"/>
         </w:rPr>
-        <w:t xml:space="preserve">Intervenant(e) expert(e) en gestion et rentabilité d’un point de vente, à identifier</w:t>
+        <w:t xml:space="preserve">Expert CCP 3 à identifier</w:t>
       </w:r>
     </w:p>
     <w:p>
@@ -2640,7 +2679,7 @@
         <w:rPr>
           <w:rFonts w:ascii="Inter" w:cs="Inter" w:eastAsia="Inter" w:hAnsi="Inter"/>
         </w:rPr>
-        <w:t xml:space="preserve">CV, diplômes, contrat de sous-traitance</w:t>
+        <w:t xml:space="preserve">CV, diplômes, contrat</w:t>
       </w:r>
     </w:p>
     <w:p>
@@ -4225,7 +4264,7 @@
         <w:rPr>
           <w:rFonts w:ascii="Montserrat" w:cs="Montserrat" w:eastAsia="Montserrat" w:hAnsi="Montserrat"/>
         </w:rPr>
-        <w:t xml:space="preserve">Pièce 20 — 9 élément(s)</w:t>
+        <w:t xml:space="preserve">Pièce 20 — 8 élément(s)</w:t>
       </w:r>
     </w:p>
     <w:p>
@@ -4259,23 +4298,6 @@
         <w:rPr>
           <w:rFonts w:ascii="Inter" w:cs="Inter" w:eastAsia="Inter" w:hAnsi="Inter"/>
         </w:rPr>
-        <w:t xml:space="preserve">dates à fixer avec le certificateur</w:t>
-      </w:r>
-    </w:p>
-    <w:p>
-      <w:pPr>
-        <w:pStyle w:val="ListParagraph"/>
-        <w:numPr>
-          <w:ilvl w:val="0"/>
-          <w:numId w:val="2"/>
-        </w:numPr>
-        <w:spacing w:after="60" w:line="276"/>
-        <w:jc w:val="both"/>
-      </w:pPr>
-      <w:r>
-        <w:rPr>
-          <w:rFonts w:ascii="Inter" w:cs="Inter" w:eastAsia="Inter" w:hAnsi="Inter"/>
-        </w:rPr>
         <w:t xml:space="preserve">échéance à vérifier</w:t>
       </w:r>
     </w:p>
@@ -4293,24 +4315,24 @@
         <w:rPr>
           <w:rFonts w:ascii="Inter" w:cs="Inter" w:eastAsia="Inter" w:hAnsi="Inter"/>
         </w:rPr>
-        <w:t xml:space="preserve">à confirmer avec la DEETS</w:t>
-      </w:r>
-    </w:p>
-    <w:p>
-      <w:pPr>
-        <w:pStyle w:val="ListParagraph"/>
-        <w:numPr>
-          <w:ilvl w:val="0"/>
-          <w:numId w:val="2"/>
-        </w:numPr>
-        <w:spacing w:after="60" w:line="276"/>
-        <w:jc w:val="both"/>
-      </w:pPr>
-      <w:r>
-        <w:rPr>
-          <w:rFonts w:ascii="Inter" w:cs="Inter" w:eastAsia="Inter" w:hAnsi="Inter"/>
-        </w:rPr>
-        <w:t xml:space="preserve">délai à confirmer</w:t>
+        <w:t xml:space="preserve">selon le règlement des sessions</w:t>
+      </w:r>
+    </w:p>
+    <w:p>
+      <w:pPr>
+        <w:pStyle w:val="ListParagraph"/>
+        <w:numPr>
+          <w:ilvl w:val="0"/>
+          <w:numId w:val="2"/>
+        </w:numPr>
+        <w:spacing w:after="60" w:line="276"/>
+        <w:jc w:val="both"/>
+      </w:pPr>
+      <w:r>
+        <w:rPr>
+          <w:rFonts w:ascii="Inter" w:cs="Inter" w:eastAsia="Inter" w:hAnsi="Inter"/>
+        </w:rPr>
+        <w:t xml:space="preserve">Référence à vérifier</w:t>
       </w:r>
     </w:p>
     <w:p>
@@ -4344,7 +4366,7 @@
         <w:rPr>
           <w:rFonts w:ascii="Inter" w:cs="Inter" w:eastAsia="Inter" w:hAnsi="Inter"/>
         </w:rPr>
-        <w:t xml:space="preserve">Référence à vérifier</w:t>
+        <w:t xml:space="preserve">date à fixer avec QUALITIA</w:t>
       </w:r>
     </w:p>
     <w:p>
